--- a/downloads/teacher/05 Materials/Unit 02/Handouts/Handout 02.17 - Sell Hold Buy Decision Grid.docx
+++ b/downloads/teacher/05 Materials/Unit 02/Handouts/Handout 02.17 - Sell Hold Buy Decision Grid.docx
@@ -1086,103 +1086,127 @@
       <w:r>
         <w:t xml:space="preserve">There is no right answer for Step 4. Score the grid on whether the reasoning is there:</w:t>
       </w:r>
+    </w:p>
+    <w:p>
+      <w:pPr>
+        <w:numPr>
+          <w:ilvl w:val="0"/>
+          <w:numId w:val="1001"/>
+        </w:numPr>
+        <w:pStyle w:val="Compact"/>
+      </w:pPr>
+      <w:r>
+        <w:t xml:space="preserve">Step 3 has a number or a phrase in every box (a</w:t>
+      </w:r>
       <w:r>
         <w:t xml:space="preserve"> </w:t>
       </w:r>
       <w:r>
-        <w:t xml:space="preserve">- Step 3 has a number or a phrase in every box (a</w:t>
+        <w:t xml:space="preserve">“</w:t>
+      </w:r>
+      <w:r>
+        <w:t xml:space="preserve">got it</w:t>
+      </w:r>
+      <w:r>
+        <w:t xml:space="preserve">”</w:t>
       </w:r>
       <w:r>
         <w:t xml:space="preserve"> </w:t>
       </w:r>
       <w:r>
+        <w:t xml:space="preserve">box:</w:t>
+      </w:r>
+      <w:r>
+        <w:t xml:space="preserve"> </w:t>
+      </w:r>
+      <w:r>
         <w:t xml:space="preserve">“</w:t>
       </w:r>
       <w:r>
-        <w:t xml:space="preserve">got it</w:t>
+        <w:t xml:space="preserve">If I sell 200 SPRK at 40.50 I keep 8,100 cash no matter what happens tomorrow</w:t>
       </w:r>
       <w:r>
         <w:t xml:space="preserve">”</w:t>
       </w:r>
       <w:r>
+        <w:t xml:space="preserve">).</w:t>
+      </w:r>
+    </w:p>
+    <w:p>
+      <w:pPr>
+        <w:numPr>
+          <w:ilvl w:val="0"/>
+          <w:numId w:val="1001"/>
+        </w:numPr>
+        <w:pStyle w:val="Compact"/>
+      </w:pPr>
+      <w:r>
+        <w:t xml:space="preserve">Step 4’s reason names a number, a risk level, or the Day 5 pie, not only a feeling.</w:t>
+      </w:r>
+      <w:r>
         <w:t xml:space="preserve"> </w:t>
       </w:r>
       <w:r>
-        <w:t xml:space="preserve">box:</w:t>
+        <w:t xml:space="preserve">“</w:t>
+      </w:r>
+      <w:r>
+        <w:t xml:space="preserve">I was scared</w:t>
+      </w:r>
+      <w:r>
+        <w:t xml:space="preserve">”</w:t>
       </w:r>
       <w:r>
         <w:t xml:space="preserve"> </w:t>
       </w:r>
       <w:r>
+        <w:t xml:space="preserve">is a feeling;</w:t>
+      </w:r>
+      <w:r>
+        <w:t xml:space="preserve"> </w:t>
+      </w:r>
+      <w:r>
         <w:t xml:space="preserve">“</w:t>
       </w:r>
       <w:r>
-        <w:t xml:space="preserve">If I sell 200 SPRK at 40.50 I keep 8,100 cash no matter what happens tomorrow</w:t>
+        <w:t xml:space="preserve">I was scared, and SPRK is 70 percent of my pie, so I sold half to get it under 40 percent</w:t>
       </w:r>
       <w:r>
         <w:t xml:space="preserve">”</w:t>
       </w:r>
       <w:r>
-        <w:t xml:space="preserve">).</w:t>
-      </w:r>
-      <w:r>
         <w:t xml:space="preserve"> </w:t>
       </w:r>
       <w:r>
-        <w:t xml:space="preserve">- Step 4’s reason names a number, a risk level, or the Day 5 pie, not only a feeling.</w:t>
-      </w:r>
-      <w:r>
-        <w:t xml:space="preserve"> </w:t>
-      </w:r>
-      <w:r>
-        <w:t xml:space="preserve">“</w:t>
-      </w:r>
-      <w:r>
-        <w:t xml:space="preserve">I was scared</w:t>
-      </w:r>
-      <w:r>
-        <w:t xml:space="preserve">”</w:t>
-      </w:r>
-      <w:r>
-        <w:t xml:space="preserve"> </w:t>
-      </w:r>
-      <w:r>
-        <w:t xml:space="preserve">is a feeling;</w:t>
-      </w:r>
-      <w:r>
-        <w:t xml:space="preserve"> </w:t>
-      </w:r>
-      <w:r>
-        <w:t xml:space="preserve">“</w:t>
-      </w:r>
-      <w:r>
-        <w:t xml:space="preserve">I was scared, and SPRK is 70 percent of my pie, so I sold half to get it under 40 percent</w:t>
-      </w:r>
-      <w:r>
-        <w:t xml:space="preserve">”</w:t>
-      </w:r>
-      <w:r>
-        <w:t xml:space="preserve"> </w:t>
-      </w:r>
-      <w:r>
         <w:t xml:space="preserve">is a reason.</w:t>
       </w:r>
-      <w:r>
-        <w:t xml:space="preserve"> </w:t>
-      </w:r>
-      <w:r>
-        <w:t xml:space="preserve">- The trades table matches Step 4, or the change is explained.</w:t>
-      </w:r>
-      <w:r>
-        <w:t xml:space="preserve"> </w:t>
-      </w:r>
-      <w:r>
-        <w:t xml:space="preserve">- Step 5 names a ledger number and labels the decision honestly.</w:t>
-      </w:r>
-    </w:p>
-    <w:p>
-      <w:pPr>
-        <w:pStyle w:val="BodyText"/>
+    </w:p>
+    <w:p>
+      <w:pPr>
+        <w:numPr>
+          <w:ilvl w:val="0"/>
+          <w:numId w:val="1001"/>
+        </w:numPr>
+        <w:pStyle w:val="Compact"/>
+      </w:pPr>
+      <w:r>
+        <w:t xml:space="preserve">The trades table matches Step 4, or the change is explained.</w:t>
+      </w:r>
+    </w:p>
+    <w:p>
+      <w:pPr>
+        <w:numPr>
+          <w:ilvl w:val="0"/>
+          <w:numId w:val="1001"/>
+        </w:numPr>
+        <w:pStyle w:val="Compact"/>
+      </w:pPr>
+      <w:r>
+        <w:t xml:space="preserve">Step 5 names a ledger number and labels the decision honestly.</w:t>
+      </w:r>
+    </w:p>
+    <w:p>
+      <w:pPr>
+        <w:pStyle w:val="FirstParagraph"/>
       </w:pPr>
       <w:r>
         <w:rPr>
@@ -1196,17 +1220,29 @@
       <w:r>
         <w:t xml:space="preserve">(rounded; [Sal: verify against a current source before presenting]):</w:t>
       </w:r>
-      <w:r>
-        <w:t xml:space="preserve"> </w:t>
-      </w:r>
-      <w:r>
-        <w:t xml:space="preserve">- 2008: caused by home loans that could not be paid back and the banks that had made them failing; the S&amp;P 500 index fell about 57 percent from October 2007 to March 2009; it took about four years (to 2013) to get back to its old high; government bonds and savings accounts held; people who sold at the bottom and never came back locked in the loss and missed the recovery.</w:t>
-      </w:r>
-      <w:r>
-        <w:t xml:space="preserve"> </w:t>
-      </w:r>
-      <w:r>
-        <w:t xml:space="preserve">- 2020: caused by a virus that closed most of the world in a month; the index fell about 34 percent in about five weeks (February 19 to March 23, 2020); it got back in about five months (August 2020); government bonds and savings accounts held; same lesson about selling at the bottom.</w:t>
+    </w:p>
+    <w:p>
+      <w:pPr>
+        <w:numPr>
+          <w:ilvl w:val="0"/>
+          <w:numId w:val="1002"/>
+        </w:numPr>
+        <w:pStyle w:val="Compact"/>
+      </w:pPr>
+      <w:r>
+        <w:t xml:space="preserve">2008: caused by home loans that could not be paid back and the banks that had made them failing; the S&amp;P 500 index fell about 57 percent from October 2007 to March 2009; it took about four years (to 2013) to get back to its old high; government bonds and savings accounts held; people who sold at the bottom and never came back locked in the loss and missed the recovery.</w:t>
+      </w:r>
+    </w:p>
+    <w:p>
+      <w:pPr>
+        <w:numPr>
+          <w:ilvl w:val="0"/>
+          <w:numId w:val="1002"/>
+        </w:numPr>
+        <w:pStyle w:val="Compact"/>
+      </w:pPr>
+      <w:r>
+        <w:t xml:space="preserve">2020: caused by a virus that closed most of the world in a month; the index fell about 34 percent in about five weeks (February 19 to March 23, 2020); it got back in about five months (August 2020); government bonds and savings accounts held; same lesson about selling at the bottom.</w:t>
       </w:r>
     </w:p>
     <w:sectPr>
@@ -1391,8 +1427,117 @@
       </w:pPr>
     </w:lvl>
   </w:abstractNum>
+  <w:abstractNum w:abstractNumId="991">
+    <w:nsid w:val="ea454b4c"/>
+    <w:multiLevelType w:val="multilevel"/>
+    <w:lvl w:ilvl="0">
+      <w:numFmt w:val="bullet"/>
+      <w:lvlText w:val="•"/>
+      <w:lvlJc w:val="left"/>
+      <w:pPr>
+        <w:tabs>
+          <w:tab w:val="num" w:pos="0"/>
+        </w:tabs>
+        <w:ind w:left="480" w:hanging="480"/>
+      </w:pPr>
+    </w:lvl>
+    <w:lvl w:ilvl="1">
+      <w:numFmt w:val="bullet"/>
+      <w:lvlText w:val="–"/>
+      <w:lvlJc w:val="left"/>
+      <w:pPr>
+        <w:tabs>
+          <w:tab w:val="num" w:pos="720"/>
+        </w:tabs>
+        <w:ind w:left="1200" w:hanging="480"/>
+      </w:pPr>
+    </w:lvl>
+    <w:lvl w:ilvl="2">
+      <w:numFmt w:val="bullet"/>
+      <w:lvlText w:val="•"/>
+      <w:lvlJc w:val="left"/>
+      <w:pPr>
+        <w:tabs>
+          <w:tab w:val="num" w:pos="1440"/>
+        </w:tabs>
+        <w:ind w:left="1920" w:hanging="480"/>
+      </w:pPr>
+    </w:lvl>
+    <w:lvl w:ilvl="3">
+      <w:numFmt w:val="bullet"/>
+      <w:lvlText w:val="–"/>
+      <w:lvlJc w:val="left"/>
+      <w:pPr>
+        <w:tabs>
+          <w:tab w:val="num" w:pos="2160"/>
+        </w:tabs>
+        <w:ind w:left="2640" w:hanging="480"/>
+      </w:pPr>
+    </w:lvl>
+    <w:lvl w:ilvl="4">
+      <w:numFmt w:val="bullet"/>
+      <w:lvlText w:val="•"/>
+      <w:lvlJc w:val="left"/>
+      <w:pPr>
+        <w:tabs>
+          <w:tab w:val="num" w:pos="2880"/>
+        </w:tabs>
+        <w:ind w:left="3360" w:hanging="480"/>
+      </w:pPr>
+    </w:lvl>
+    <w:lvl w:ilvl="5">
+      <w:numFmt w:val="bullet"/>
+      <w:lvlText w:val="–"/>
+      <w:lvlJc w:val="left"/>
+      <w:pPr>
+        <w:tabs>
+          <w:tab w:val="num" w:pos="3600"/>
+        </w:tabs>
+        <w:ind w:left="4080" w:hanging="480"/>
+      </w:pPr>
+    </w:lvl>
+    <w:lvl w:ilvl="6">
+      <w:numFmt w:val="bullet"/>
+      <w:lvlText w:val="•"/>
+      <w:lvlJc w:val="left"/>
+      <w:pPr>
+        <w:tabs>
+          <w:tab w:val="num" w:pos="4320"/>
+        </w:tabs>
+        <w:ind w:left="4800" w:hanging="480"/>
+      </w:pPr>
+    </w:lvl>
+    <w:lvl w:ilvl="7">
+      <w:numFmt w:val="bullet"/>
+      <w:lvlText w:val="–"/>
+      <w:lvlJc w:val="left"/>
+      <w:pPr>
+        <w:tabs>
+          <w:tab w:val="num" w:pos="5040"/>
+        </w:tabs>
+        <w:ind w:left="5520" w:hanging="480"/>
+      </w:pPr>
+    </w:lvl>
+    <w:lvl w:ilvl="8">
+      <w:numFmt w:val="bullet"/>
+      <w:lvlText w:val="•"/>
+      <w:lvlJc w:val="left"/>
+      <w:pPr>
+        <w:tabs>
+          <w:tab w:val="num" w:pos="5760"/>
+        </w:tabs>
+        <w:ind w:left="6240" w:hanging="480"/>
+      </w:pPr>
+    </w:lvl>
+  </w:abstractNum>
   <w:num w:numId="1000">
     <w:abstractNumId w:val="990"/>
+  </w:num>
+  <w:num w:numId="1001">
+    <w:abstractNumId w:val="991"/>
+  </w:num>
+  <w:num w:numId="1002">
+    <w:abstractNumId w:val="991"/>
   </w:num>
 </w:numbering>
 </file>

--- a/downloads/teacher/05 Materials/Unit 02/Handouts/Handout 02.17 - Sell Hold Buy Decision Grid.docx
+++ b/downloads/teacher/05 Materials/Unit 02/Handouts/Handout 02.17 - Sell Hold Buy Decision Grid.docx
@@ -61,15 +61,6 @@
       </w:pPr>
       <w:r>
         <w:t xml:space="preserve">Feeling word (English, Turkish, Portuguese, or Spanish): scared, worried, calm, angry, excited / korkmuş, endişeli, sakin, kızgın, heyecanlı / assustado, preocupado, calmo, irritado, animado / asustado, preocupado, tranquilo, enojado, emocionado</w:t>
-      </w:r>
-      <w:r>
-        <w:t xml:space="preserve"> </w:t>
-      </w:r>
-      <w:r>
-        <w:rPr>
-          <w:rStyle w:val="TeacherNote"/>
-        </w:rPr>
-        <w:t xml:space="preserve">[check with a native speaker]</w:t>
       </w:r>
     </w:p>
     <w:p>
@@ -1218,7 +1209,7 @@
         <w:t xml:space="preserve"> </w:t>
       </w:r>
       <w:r>
-        <w:t xml:space="preserve">(rounded; [Sal: verify against a current source before presenting]):</w:t>
+        <w:t xml:space="preserve">(rounded):</w:t>
       </w:r>
     </w:p>
     <w:p>
